--- a/NFC_Basics/Documentacion.docx
+++ b/NFC_Basics/Documentacion.docx
@@ -4,33 +4,776 @@
   <w:body>
     <w:p>
       <w:pPr>
-        <w:rPr>
+        <w:spacing w:after="200" w:line="276" w:lineRule="auto"/>
+        <w:rPr>
+          <w:rFonts w:ascii="Arial" w:eastAsiaTheme="minorEastAsia" w:hAnsi="Arial" w:cs="Arial"/>
+          <w:b/>
+          <w:kern w:val="0"/>
+          <w:sz w:val="32"/>
+          <w14:ligatures w14:val="none"/>
+        </w:rPr>
+      </w:pPr>
+      <w:r>
+        <w:rPr>
+          <w:rFonts w:ascii="Arial" w:eastAsiaTheme="minorEastAsia" w:hAnsi="Arial" w:cs="Arial"/>
+          <w:b/>
+          <w:kern w:val="0"/>
+          <w:sz w:val="32"/>
+          <w14:ligatures w14:val="none"/>
+        </w:rPr>
+        <w:t>Lectura de tarjeta NFC/RFID con ESP32 + PN532 (salida en Base 2, 10 y 16)</w:t>
+      </w:r>
+    </w:p>
+    <w:p>
+      <w:pPr>
+        <w:spacing w:after="200" w:line="276" w:lineRule="auto"/>
+        <w:rPr>
+          <w:rFonts w:ascii="Arial" w:eastAsiaTheme="minorEastAsia" w:hAnsi="Arial" w:cs="Arial"/>
+          <w:kern w:val="0"/>
+          <w14:ligatures w14:val="none"/>
+        </w:rPr>
+      </w:pPr>
+      <w:r>
+        <w:rPr>
+          <w:rFonts w:ascii="Arial" w:eastAsiaTheme="minorEastAsia" w:hAnsi="Arial" w:cs="Arial"/>
+          <w:kern w:val="0"/>
+          <w14:ligatures w14:val="none"/>
+        </w:rPr>
+        <w:t>Fecha: 06/03/2026</w:t>
+      </w:r>
+    </w:p>
+    <w:p>
+      <w:pPr>
+        <w:spacing w:after="200" w:line="276" w:lineRule="auto"/>
+        <w:rPr>
+          <w:rFonts w:ascii="Arial" w:eastAsiaTheme="minorEastAsia" w:hAnsi="Arial" w:cs="Arial"/>
+          <w:kern w:val="0"/>
+          <w14:ligatures w14:val="none"/>
+        </w:rPr>
+      </w:pPr>
+      <w:r>
+        <w:rPr>
+          <w:rFonts w:ascii="Arial" w:eastAsiaTheme="minorEastAsia" w:hAnsi="Arial" w:cs="Arial"/>
+          <w:kern w:val="0"/>
+          <w14:ligatures w14:val="none"/>
+        </w:rPr>
+        <w:t>Integrantes:</w:t>
+      </w:r>
+    </w:p>
+    <w:p>
+      <w:pPr>
+        <w:spacing w:after="200" w:line="276" w:lineRule="auto"/>
+        <w:rPr>
+          <w:rFonts w:ascii="Arial" w:eastAsiaTheme="minorEastAsia" w:hAnsi="Arial" w:cs="Arial"/>
+          <w:kern w:val="0"/>
+          <w14:ligatures w14:val="none"/>
+        </w:rPr>
+      </w:pPr>
+      <w:r>
+        <w:rPr>
+          <w:rFonts w:ascii="Arial" w:eastAsiaTheme="minorEastAsia" w:hAnsi="Arial" w:cs="Arial"/>
+          <w:kern w:val="0"/>
+          <w14:ligatures w14:val="none"/>
+        </w:rPr>
+        <w:t xml:space="preserve">• Eduardo Cadengo López </w:t>
+      </w:r>
+    </w:p>
+    <w:p>
+      <w:pPr>
+        <w:spacing w:after="200" w:line="276" w:lineRule="auto"/>
+        <w:rPr>
+          <w:rFonts w:ascii="Arial" w:eastAsiaTheme="minorEastAsia" w:hAnsi="Arial" w:cs="Arial"/>
+          <w:kern w:val="0"/>
+          <w14:ligatures w14:val="none"/>
+        </w:rPr>
+      </w:pPr>
+      <w:r>
+        <w:rPr>
+          <w:rFonts w:ascii="Arial" w:eastAsiaTheme="minorEastAsia" w:hAnsi="Arial" w:cs="Arial"/>
+          <w:kern w:val="0"/>
+          <w14:ligatures w14:val="none"/>
+        </w:rPr>
+        <w:t xml:space="preserve">• Itzel Citlalli Martell De La Cruz </w:t>
+      </w:r>
+    </w:p>
+    <w:p>
+      <w:pPr>
+        <w:spacing w:after="200" w:line="276" w:lineRule="auto"/>
+        <w:rPr>
+          <w:rFonts w:ascii="Arial" w:eastAsiaTheme="minorEastAsia" w:hAnsi="Arial" w:cs="Arial"/>
+          <w:kern w:val="0"/>
+          <w14:ligatures w14:val="none"/>
+        </w:rPr>
+      </w:pPr>
+      <w:r>
+        <w:rPr>
+          <w:rFonts w:ascii="Arial" w:eastAsiaTheme="minorEastAsia" w:hAnsi="Arial" w:cs="Arial"/>
+          <w:kern w:val="0"/>
+          <w14:ligatures w14:val="none"/>
+        </w:rPr>
+        <w:t xml:space="preserve">• Damian Alexander Diaz Piña </w:t>
+      </w:r>
+    </w:p>
+    <w:sdt>
+      <w:sdtPr>
+        <w:rPr>
+          <w:lang w:val="es-ES"/>
+        </w:rPr>
+        <w:id w:val="-583450629"/>
+        <w:docPartObj>
+          <w:docPartGallery w:val="Table of Contents"/>
+          <w:docPartUnique/>
+        </w:docPartObj>
+      </w:sdtPr>
+      <w:sdtEndPr>
+        <w:rPr>
+          <w:rFonts w:asciiTheme="minorHAnsi" w:eastAsiaTheme="minorHAnsi" w:hAnsiTheme="minorHAnsi" w:cstheme="minorBidi"/>
           <w:b/>
           <w:bCs/>
-        </w:rPr>
-      </w:pPr>
-      <w:r>
+          <w:color w:val="auto"/>
+          <w:kern w:val="2"/>
+          <w:sz w:val="22"/>
+          <w:szCs w:val="22"/>
+          <w:lang w:eastAsia="en-US"/>
+          <w14:ligatures w14:val="standardContextual"/>
+        </w:rPr>
+      </w:sdtEndPr>
+      <w:sdtContent>
+        <w:p>
+          <w:pPr>
+            <w:pStyle w:val="TtuloTDC"/>
+          </w:pPr>
+          <w:r>
+            <w:rPr>
+              <w:lang w:val="es-ES"/>
+            </w:rPr>
+            <w:t>Índice</w:t>
+          </w:r>
+        </w:p>
+        <w:p>
+          <w:pPr>
+            <w:pStyle w:val="TDC2"/>
+            <w:tabs>
+              <w:tab w:val="right" w:leader="dot" w:pos="8828"/>
+            </w:tabs>
+            <w:rPr>
+              <w:rFonts w:eastAsiaTheme="minorEastAsia"/>
+              <w:noProof/>
+              <w:sz w:val="24"/>
+              <w:szCs w:val="24"/>
+              <w:lang w:eastAsia="es-MX"/>
+            </w:rPr>
+          </w:pPr>
+          <w:r>
+            <w:fldChar w:fldCharType="begin"/>
+          </w:r>
+          <w:r>
+            <w:instrText xml:space="preserve"> TOC \o "1-3" \h \z \u </w:instrText>
+          </w:r>
+          <w:r>
+            <w:fldChar w:fldCharType="separate"/>
+          </w:r>
+          <w:hyperlink w:anchor="_Toc226745943" w:history="1">
+            <w:r>
+              <w:rPr>
+                <w:rStyle w:val="Hipervnculo"/>
+                <w:noProof/>
+              </w:rPr>
+              <w:t>1) Datos generales</w:t>
+            </w:r>
+            <w:r>
+              <w:rPr>
+                <w:noProof/>
+                <w:webHidden/>
+              </w:rPr>
+              <w:tab/>
+            </w:r>
+            <w:r>
+              <w:rPr>
+                <w:noProof/>
+                <w:webHidden/>
+              </w:rPr>
+              <w:fldChar w:fldCharType="begin"/>
+            </w:r>
+            <w:r>
+              <w:rPr>
+                <w:noProof/>
+                <w:webHidden/>
+              </w:rPr>
+              <w:instrText xml:space="preserve"> PAGEREF _Toc226745943 \h </w:instrText>
+            </w:r>
+            <w:r>
+              <w:rPr>
+                <w:noProof/>
+                <w:webHidden/>
+              </w:rPr>
+            </w:r>
+            <w:r>
+              <w:rPr>
+                <w:noProof/>
+                <w:webHidden/>
+              </w:rPr>
+              <w:fldChar w:fldCharType="separate"/>
+            </w:r>
+            <w:r>
+              <w:rPr>
+                <w:noProof/>
+                <w:webHidden/>
+              </w:rPr>
+              <w:t>1</w:t>
+            </w:r>
+            <w:r>
+              <w:rPr>
+                <w:noProof/>
+                <w:webHidden/>
+              </w:rPr>
+              <w:fldChar w:fldCharType="end"/>
+            </w:r>
+          </w:hyperlink>
+        </w:p>
+        <w:p>
+          <w:pPr>
+            <w:pStyle w:val="TDC2"/>
+            <w:tabs>
+              <w:tab w:val="right" w:leader="dot" w:pos="8828"/>
+            </w:tabs>
+            <w:rPr>
+              <w:rFonts w:eastAsiaTheme="minorEastAsia"/>
+              <w:noProof/>
+              <w:sz w:val="24"/>
+              <w:szCs w:val="24"/>
+              <w:lang w:eastAsia="es-MX"/>
+            </w:rPr>
+          </w:pPr>
+          <w:hyperlink w:anchor="_Toc226745944" w:history="1">
+            <w:r>
+              <w:rPr>
+                <w:rStyle w:val="Hipervnculo"/>
+                <w:noProof/>
+              </w:rPr>
+              <w:t>2) Descripción de la tecnología RFID / NFC</w:t>
+            </w:r>
+            <w:r>
+              <w:rPr>
+                <w:noProof/>
+                <w:webHidden/>
+              </w:rPr>
+              <w:tab/>
+            </w:r>
+            <w:r>
+              <w:rPr>
+                <w:noProof/>
+                <w:webHidden/>
+              </w:rPr>
+              <w:fldChar w:fldCharType="begin"/>
+            </w:r>
+            <w:r>
+              <w:rPr>
+                <w:noProof/>
+                <w:webHidden/>
+              </w:rPr>
+              <w:instrText xml:space="preserve"> PAGEREF _Toc226745944 \h </w:instrText>
+            </w:r>
+            <w:r>
+              <w:rPr>
+                <w:noProof/>
+                <w:webHidden/>
+              </w:rPr>
+            </w:r>
+            <w:r>
+              <w:rPr>
+                <w:noProof/>
+                <w:webHidden/>
+              </w:rPr>
+              <w:fldChar w:fldCharType="separate"/>
+            </w:r>
+            <w:r>
+              <w:rPr>
+                <w:noProof/>
+                <w:webHidden/>
+              </w:rPr>
+              <w:t>1</w:t>
+            </w:r>
+            <w:r>
+              <w:rPr>
+                <w:noProof/>
+                <w:webHidden/>
+              </w:rPr>
+              <w:fldChar w:fldCharType="end"/>
+            </w:r>
+          </w:hyperlink>
+        </w:p>
+        <w:p>
+          <w:pPr>
+            <w:pStyle w:val="TDC2"/>
+            <w:tabs>
+              <w:tab w:val="right" w:leader="dot" w:pos="8828"/>
+            </w:tabs>
+            <w:rPr>
+              <w:rFonts w:eastAsiaTheme="minorEastAsia"/>
+              <w:noProof/>
+              <w:sz w:val="24"/>
+              <w:szCs w:val="24"/>
+              <w:lang w:eastAsia="es-MX"/>
+            </w:rPr>
+          </w:pPr>
+          <w:hyperlink w:anchor="_Toc226745945" w:history="1">
+            <w:r>
+              <w:rPr>
+                <w:rStyle w:val="Hipervnculo"/>
+                <w:noProof/>
+              </w:rPr>
+              <w:t>3) Usos actuales de la tecnología</w:t>
+            </w:r>
+            <w:r>
+              <w:rPr>
+                <w:noProof/>
+                <w:webHidden/>
+              </w:rPr>
+              <w:tab/>
+            </w:r>
+            <w:r>
+              <w:rPr>
+                <w:noProof/>
+                <w:webHidden/>
+              </w:rPr>
+              <w:fldChar w:fldCharType="begin"/>
+            </w:r>
+            <w:r>
+              <w:rPr>
+                <w:noProof/>
+                <w:webHidden/>
+              </w:rPr>
+              <w:instrText xml:space="preserve"> PAGEREF _Toc226745945 \h </w:instrText>
+            </w:r>
+            <w:r>
+              <w:rPr>
+                <w:noProof/>
+                <w:webHidden/>
+              </w:rPr>
+            </w:r>
+            <w:r>
+              <w:rPr>
+                <w:noProof/>
+                <w:webHidden/>
+              </w:rPr>
+              <w:fldChar w:fldCharType="separate"/>
+            </w:r>
+            <w:r>
+              <w:rPr>
+                <w:noProof/>
+                <w:webHidden/>
+              </w:rPr>
+              <w:t>2</w:t>
+            </w:r>
+            <w:r>
+              <w:rPr>
+                <w:noProof/>
+                <w:webHidden/>
+              </w:rPr>
+              <w:fldChar w:fldCharType="end"/>
+            </w:r>
+          </w:hyperlink>
+        </w:p>
+        <w:p>
+          <w:pPr>
+            <w:pStyle w:val="TDC2"/>
+            <w:tabs>
+              <w:tab w:val="right" w:leader="dot" w:pos="8828"/>
+            </w:tabs>
+            <w:rPr>
+              <w:rFonts w:eastAsiaTheme="minorEastAsia"/>
+              <w:noProof/>
+              <w:sz w:val="24"/>
+              <w:szCs w:val="24"/>
+              <w:lang w:eastAsia="es-MX"/>
+            </w:rPr>
+          </w:pPr>
+          <w:hyperlink w:anchor="_Toc226745946" w:history="1">
+            <w:r>
+              <w:rPr>
+                <w:rStyle w:val="Hipervnculo"/>
+                <w:noProof/>
+              </w:rPr>
+              <w:t>4) Funcionamiento y descripción del módulo sensor (PN532)</w:t>
+            </w:r>
+            <w:r>
+              <w:rPr>
+                <w:noProof/>
+                <w:webHidden/>
+              </w:rPr>
+              <w:tab/>
+            </w:r>
+            <w:r>
+              <w:rPr>
+                <w:noProof/>
+                <w:webHidden/>
+              </w:rPr>
+              <w:fldChar w:fldCharType="begin"/>
+            </w:r>
+            <w:r>
+              <w:rPr>
+                <w:noProof/>
+                <w:webHidden/>
+              </w:rPr>
+              <w:instrText xml:space="preserve"> PAGEREF _Toc226745946 \h </w:instrText>
+            </w:r>
+            <w:r>
+              <w:rPr>
+                <w:noProof/>
+                <w:webHidden/>
+              </w:rPr>
+            </w:r>
+            <w:r>
+              <w:rPr>
+                <w:noProof/>
+                <w:webHidden/>
+              </w:rPr>
+              <w:fldChar w:fldCharType="separate"/>
+            </w:r>
+            <w:r>
+              <w:rPr>
+                <w:noProof/>
+                <w:webHidden/>
+              </w:rPr>
+              <w:t>2</w:t>
+            </w:r>
+            <w:r>
+              <w:rPr>
+                <w:noProof/>
+                <w:webHidden/>
+              </w:rPr>
+              <w:fldChar w:fldCharType="end"/>
+            </w:r>
+          </w:hyperlink>
+        </w:p>
+        <w:p>
+          <w:pPr>
+            <w:pStyle w:val="TDC2"/>
+            <w:tabs>
+              <w:tab w:val="right" w:leader="dot" w:pos="8828"/>
+            </w:tabs>
+            <w:rPr>
+              <w:rFonts w:eastAsiaTheme="minorEastAsia"/>
+              <w:noProof/>
+              <w:sz w:val="24"/>
+              <w:szCs w:val="24"/>
+              <w:lang w:eastAsia="es-MX"/>
+            </w:rPr>
+          </w:pPr>
+          <w:hyperlink w:anchor="_Toc226745947" w:history="1">
+            <w:r>
+              <w:rPr>
+                <w:rStyle w:val="Hipervnculo"/>
+                <w:noProof/>
+              </w:rPr>
+              <w:t>5) Diagrama de conexión (ESP32 ↔ PN532 por I2C)</w:t>
+            </w:r>
+            <w:r>
+              <w:rPr>
+                <w:noProof/>
+                <w:webHidden/>
+              </w:rPr>
+              <w:tab/>
+            </w:r>
+            <w:r>
+              <w:rPr>
+                <w:noProof/>
+                <w:webHidden/>
+              </w:rPr>
+              <w:fldChar w:fldCharType="begin"/>
+            </w:r>
+            <w:r>
+              <w:rPr>
+                <w:noProof/>
+                <w:webHidden/>
+              </w:rPr>
+              <w:instrText xml:space="preserve"> PAGEREF _Toc226745947 \h </w:instrText>
+            </w:r>
+            <w:r>
+              <w:rPr>
+                <w:noProof/>
+                <w:webHidden/>
+              </w:rPr>
+            </w:r>
+            <w:r>
+              <w:rPr>
+                <w:noProof/>
+                <w:webHidden/>
+              </w:rPr>
+              <w:fldChar w:fldCharType="separate"/>
+            </w:r>
+            <w:r>
+              <w:rPr>
+                <w:noProof/>
+                <w:webHidden/>
+              </w:rPr>
+              <w:t>2</w:t>
+            </w:r>
+            <w:r>
+              <w:rPr>
+                <w:noProof/>
+                <w:webHidden/>
+              </w:rPr>
+              <w:fldChar w:fldCharType="end"/>
+            </w:r>
+          </w:hyperlink>
+        </w:p>
+        <w:p>
+          <w:pPr>
+            <w:pStyle w:val="TDC2"/>
+            <w:tabs>
+              <w:tab w:val="right" w:leader="dot" w:pos="8828"/>
+            </w:tabs>
+            <w:rPr>
+              <w:rFonts w:eastAsiaTheme="minorEastAsia"/>
+              <w:noProof/>
+              <w:sz w:val="24"/>
+              <w:szCs w:val="24"/>
+              <w:lang w:eastAsia="es-MX"/>
+            </w:rPr>
+          </w:pPr>
+          <w:hyperlink w:anchor="_Toc226745948" w:history="1">
+            <w:r>
+              <w:rPr>
+                <w:rStyle w:val="Hipervnculo"/>
+                <w:noProof/>
+              </w:rPr>
+              <w:t>6) Código utilizado</w:t>
+            </w:r>
+            <w:r>
+              <w:rPr>
+                <w:noProof/>
+                <w:webHidden/>
+              </w:rPr>
+              <w:tab/>
+            </w:r>
+            <w:r>
+              <w:rPr>
+                <w:noProof/>
+                <w:webHidden/>
+              </w:rPr>
+              <w:fldChar w:fldCharType="begin"/>
+            </w:r>
+            <w:r>
+              <w:rPr>
+                <w:noProof/>
+                <w:webHidden/>
+              </w:rPr>
+              <w:instrText xml:space="preserve"> PAGEREF _Toc226745948 \h </w:instrText>
+            </w:r>
+            <w:r>
+              <w:rPr>
+                <w:noProof/>
+                <w:webHidden/>
+              </w:rPr>
+            </w:r>
+            <w:r>
+              <w:rPr>
+                <w:noProof/>
+                <w:webHidden/>
+              </w:rPr>
+              <w:fldChar w:fldCharType="separate"/>
+            </w:r>
+            <w:r>
+              <w:rPr>
+                <w:noProof/>
+                <w:webHidden/>
+              </w:rPr>
+              <w:t>3</w:t>
+            </w:r>
+            <w:r>
+              <w:rPr>
+                <w:noProof/>
+                <w:webHidden/>
+              </w:rPr>
+              <w:fldChar w:fldCharType="end"/>
+            </w:r>
+          </w:hyperlink>
+        </w:p>
+        <w:p>
+          <w:pPr>
+            <w:pStyle w:val="TDC2"/>
+            <w:tabs>
+              <w:tab w:val="right" w:leader="dot" w:pos="8828"/>
+            </w:tabs>
+            <w:rPr>
+              <w:rFonts w:eastAsiaTheme="minorEastAsia"/>
+              <w:noProof/>
+              <w:sz w:val="24"/>
+              <w:szCs w:val="24"/>
+              <w:lang w:eastAsia="es-MX"/>
+            </w:rPr>
+          </w:pPr>
+          <w:hyperlink w:anchor="_Toc226745949" w:history="1">
+            <w:r>
+              <w:rPr>
+                <w:rStyle w:val="Hipervnculo"/>
+                <w:noProof/>
+              </w:rPr>
+              <w:t>7) Evidencias (fotos + video)</w:t>
+            </w:r>
+            <w:r>
+              <w:rPr>
+                <w:noProof/>
+                <w:webHidden/>
+              </w:rPr>
+              <w:tab/>
+            </w:r>
+            <w:r>
+              <w:rPr>
+                <w:noProof/>
+                <w:webHidden/>
+              </w:rPr>
+              <w:fldChar w:fldCharType="begin"/>
+            </w:r>
+            <w:r>
+              <w:rPr>
+                <w:noProof/>
+                <w:webHidden/>
+              </w:rPr>
+              <w:instrText xml:space="preserve"> PAGEREF _Toc226745949 \h </w:instrText>
+            </w:r>
+            <w:r>
+              <w:rPr>
+                <w:noProof/>
+                <w:webHidden/>
+              </w:rPr>
+            </w:r>
+            <w:r>
+              <w:rPr>
+                <w:noProof/>
+                <w:webHidden/>
+              </w:rPr>
+              <w:fldChar w:fldCharType="separate"/>
+            </w:r>
+            <w:r>
+              <w:rPr>
+                <w:noProof/>
+                <w:webHidden/>
+              </w:rPr>
+              <w:t>6</w:t>
+            </w:r>
+            <w:r>
+              <w:rPr>
+                <w:noProof/>
+                <w:webHidden/>
+              </w:rPr>
+              <w:fldChar w:fldCharType="end"/>
+            </w:r>
+          </w:hyperlink>
+        </w:p>
+        <w:p>
+          <w:pPr>
+            <w:pStyle w:val="TDC2"/>
+            <w:tabs>
+              <w:tab w:val="right" w:leader="dot" w:pos="8828"/>
+            </w:tabs>
+            <w:rPr>
+              <w:rFonts w:eastAsiaTheme="minorEastAsia"/>
+              <w:noProof/>
+              <w:sz w:val="24"/>
+              <w:szCs w:val="24"/>
+              <w:lang w:eastAsia="es-MX"/>
+            </w:rPr>
+          </w:pPr>
+          <w:hyperlink w:anchor="_Toc226745950" w:history="1">
+            <w:r>
+              <w:rPr>
+                <w:rStyle w:val="Hipervnculo"/>
+                <w:noProof/>
+              </w:rPr>
+              <w:t>8) Link del repositorio en GitHub</w:t>
+            </w:r>
+            <w:r>
+              <w:rPr>
+                <w:noProof/>
+                <w:webHidden/>
+              </w:rPr>
+              <w:tab/>
+            </w:r>
+            <w:r>
+              <w:rPr>
+                <w:noProof/>
+                <w:webHidden/>
+              </w:rPr>
+              <w:fldChar w:fldCharType="begin"/>
+            </w:r>
+            <w:r>
+              <w:rPr>
+                <w:noProof/>
+                <w:webHidden/>
+              </w:rPr>
+              <w:instrText xml:space="preserve"> PAGEREF _Toc226745950 \h </w:instrText>
+            </w:r>
+            <w:r>
+              <w:rPr>
+                <w:noProof/>
+                <w:webHidden/>
+              </w:rPr>
+            </w:r>
+            <w:r>
+              <w:rPr>
+                <w:noProof/>
+                <w:webHidden/>
+              </w:rPr>
+              <w:fldChar w:fldCharType="separate"/>
+            </w:r>
+            <w:r>
+              <w:rPr>
+                <w:noProof/>
+                <w:webHidden/>
+              </w:rPr>
+              <w:t>6</w:t>
+            </w:r>
+            <w:r>
+              <w:rPr>
+                <w:noProof/>
+                <w:webHidden/>
+              </w:rPr>
+              <w:fldChar w:fldCharType="end"/>
+            </w:r>
+          </w:hyperlink>
+        </w:p>
+        <w:p>
+          <w:r>
+            <w:rPr>
+              <w:b/>
+              <w:bCs/>
+              <w:lang w:val="es-ES"/>
+            </w:rPr>
+            <w:fldChar w:fldCharType="end"/>
+          </w:r>
+        </w:p>
+      </w:sdtContent>
+    </w:sdt>
+    <w:p>
+      <w:pPr>
+        <w:spacing w:after="200" w:line="276" w:lineRule="auto"/>
+        <w:rPr>
+          <w:rFonts w:ascii="Arial" w:eastAsiaTheme="minorEastAsia" w:hAnsi="Arial" w:cs="Arial"/>
+          <w:kern w:val="0"/>
+          <w14:ligatures w14:val="none"/>
+        </w:rPr>
+      </w:pPr>
+    </w:p>
+    <w:p>
+      <w:pPr>
         <w:rPr>
           <w:b/>
           <w:bCs/>
         </w:rPr>
-        <w:t>Lectura de tarjeta NFC/RFID con ESP32 + PN532 (salida en Base 2, 10 y 16)</w:t>
-      </w:r>
-    </w:p>
-    <w:p>
-      <w:pPr>
-        <w:rPr>
-          <w:b/>
-          <w:bCs/>
-        </w:rPr>
-      </w:pPr>
-      <w:r>
-        <w:rPr>
-          <w:b/>
-          <w:bCs/>
-        </w:rPr>
+      </w:pPr>
+    </w:p>
+    <w:p>
+      <w:pPr>
+        <w:pStyle w:val="Ttulo2"/>
+      </w:pPr>
+      <w:bookmarkStart w:id="0" w:name="_Toc226745943"/>
+      <w:r>
         <w:t>1) Datos generales</w:t>
       </w:r>
+      <w:bookmarkEnd w:id="0"/>
     </w:p>
     <w:p>
       <w:pPr>
@@ -134,26 +877,37 @@
     </w:p>
     <w:p>
       <w:pPr>
+        <w:pStyle w:val="Ttulo2"/>
+      </w:pPr>
+      <w:bookmarkStart w:id="1" w:name="_Toc226745944"/>
+      <w:r>
+        <w:t>2) Descripción de la tecnología RFID / NFC</w:t>
+      </w:r>
+      <w:bookmarkEnd w:id="1"/>
+    </w:p>
+    <w:p>
+      <w:r>
         <w:rPr>
           <w:b/>
           <w:bCs/>
         </w:rPr>
-      </w:pPr>
+        <w:t xml:space="preserve">RFID (Radio </w:t>
+      </w:r>
+      <w:proofErr w:type="spellStart"/>
       <w:r>
         <w:rPr>
           <w:b/>
           <w:bCs/>
         </w:rPr>
-        <w:t>2) Descripción de la tecnología RFID / NFC</w:t>
-      </w:r>
-    </w:p>
-    <w:p>
+        <w:t>Frequency</w:t>
+      </w:r>
+      <w:proofErr w:type="spellEnd"/>
       <w:r>
         <w:rPr>
           <w:b/>
           <w:bCs/>
         </w:rPr>
-        <w:t xml:space="preserve">RFID (Radio </w:t>
+        <w:t xml:space="preserve"> </w:t>
       </w:r>
       <w:proofErr w:type="spellStart"/>
       <w:r>
@@ -161,7 +915,7 @@
           <w:b/>
           <w:bCs/>
         </w:rPr>
-        <w:t>Frequency</w:t>
+        <w:t>Identification</w:t>
       </w:r>
       <w:proofErr w:type="spellEnd"/>
       <w:r>
@@ -169,111 +923,99 @@
           <w:b/>
           <w:bCs/>
         </w:rPr>
-        <w:t xml:space="preserve"> </w:t>
-      </w:r>
-      <w:proofErr w:type="spellStart"/>
+        <w:t>)</w:t>
+      </w:r>
+      <w:r>
+        <w:t xml:space="preserve"> es una tecnología de identificación inalámbrica que usa ondas de radio para leer/escribir información en una etiqueta (tag) mediante un lector. </w:t>
+      </w:r>
+      <w:r>
+        <w:lastRenderedPageBreak/>
+        <w:t xml:space="preserve">Existen distintos rangos de frecuencia, y en alta frecuencia (HF) se trabaja comúnmente a </w:t>
+      </w:r>
       <w:r>
         <w:rPr>
           <w:b/>
           <w:bCs/>
         </w:rPr>
-        <w:t>Identification</w:t>
-      </w:r>
-      <w:proofErr w:type="spellEnd"/>
+        <w:t>13.56 MHz</w:t>
+      </w:r>
+      <w:r>
+        <w:t xml:space="preserve">. </w:t>
+      </w:r>
+    </w:p>
+    <w:p>
       <w:r>
         <w:rPr>
           <w:b/>
           <w:bCs/>
         </w:rPr>
-        <w:t>)</w:t>
-      </w:r>
-      <w:r>
-        <w:t xml:space="preserve"> es una tecnología de identificación inalámbrica que usa ondas de radio para leer/escribir información en una etiqueta (tag) mediante un lector. Existen distintos rangos de frecuencia, y en alta frecuencia (HF) se trabaja comúnmente a </w:t>
-      </w:r>
+        <w:t xml:space="preserve">NFC (Near Field </w:t>
+      </w:r>
+      <w:proofErr w:type="spellStart"/>
       <w:r>
         <w:rPr>
           <w:b/>
           <w:bCs/>
         </w:rPr>
-        <w:t>13.56 MHz</w:t>
-      </w:r>
-      <w:r>
-        <w:t xml:space="preserve">. </w:t>
-      </w:r>
-    </w:p>
-    <w:p>
+        <w:t>Communication</w:t>
+      </w:r>
+      <w:proofErr w:type="spellEnd"/>
       <w:r>
         <w:rPr>
           <w:b/>
           <w:bCs/>
         </w:rPr>
-        <w:t xml:space="preserve">NFC (Near Field </w:t>
-      </w:r>
-      <w:proofErr w:type="spellStart"/>
+        <w:t>)</w:t>
+      </w:r>
+      <w:r>
+        <w:t xml:space="preserve"> es una forma “especial” de RFID enfocada a comunicaciones </w:t>
+      </w:r>
       <w:r>
         <w:rPr>
           <w:b/>
           <w:bCs/>
         </w:rPr>
-        <w:t>Communication</w:t>
-      </w:r>
-      <w:proofErr w:type="spellEnd"/>
+        <w:t>de muy corto alcance</w:t>
+      </w:r>
+      <w:r>
+        <w:t xml:space="preserve"> (tipo “acercar y leer”), muy utilizada en pagos sin contacto y smartphones. En la práctica, NFC opera dentro de estándares como </w:t>
+      </w:r>
       <w:r>
         <w:rPr>
           <w:b/>
           <w:bCs/>
         </w:rPr>
-        <w:t>)</w:t>
-      </w:r>
-      <w:r>
-        <w:t xml:space="preserve"> es una forma “especial” de RFID enfocada a comunicaciones </w:t>
+        <w:t>ISO/IEC 14443</w:t>
+      </w:r>
+      <w:r>
+        <w:t xml:space="preserve"> (</w:t>
+      </w:r>
+      <w:proofErr w:type="spellStart"/>
+      <w:r>
+        <w:t>proximity</w:t>
+      </w:r>
+      <w:proofErr w:type="spellEnd"/>
+      <w:r>
+        <w:t xml:space="preserve"> </w:t>
+      </w:r>
+      <w:proofErr w:type="spellStart"/>
+      <w:r>
+        <w:t>cards</w:t>
+      </w:r>
+      <w:proofErr w:type="spellEnd"/>
+      <w:r>
+        <w:t xml:space="preserve">), donde el alcance típico es de pocos centímetros. </w:t>
+      </w:r>
+    </w:p>
+    <w:p>
+      <w:r>
+        <w:t xml:space="preserve">En tarjetas NFC/RFID HF, el lector genera un campo electromagnético (13.56 MHz) y la tarjeta pasiva aprovecha ese campo para energizarse y responder, enviando su </w:t>
       </w:r>
       <w:r>
         <w:rPr>
           <w:b/>
           <w:bCs/>
         </w:rPr>
-        <w:t>de muy corto alcance</w:t>
-      </w:r>
-      <w:r>
-        <w:t xml:space="preserve"> (tipo “acercar y leer”), muy utilizada en pagos sin contacto y smartphones. En la práctica, NFC opera dentro de estándares como </w:t>
-      </w:r>
-      <w:r>
-        <w:rPr>
-          <w:b/>
-          <w:bCs/>
-        </w:rPr>
-        <w:t>ISO/IEC 14443</w:t>
-      </w:r>
-      <w:r>
-        <w:t xml:space="preserve"> (</w:t>
-      </w:r>
-      <w:proofErr w:type="spellStart"/>
-      <w:r>
-        <w:t>proximity</w:t>
-      </w:r>
-      <w:proofErr w:type="spellEnd"/>
-      <w:r>
-        <w:t xml:space="preserve"> </w:t>
-      </w:r>
-      <w:proofErr w:type="spellStart"/>
-      <w:r>
-        <w:t>cards</w:t>
-      </w:r>
-      <w:proofErr w:type="spellEnd"/>
-      <w:r>
-        <w:t xml:space="preserve">), donde el alcance típico es de pocos centímetros. </w:t>
-      </w:r>
-    </w:p>
-    <w:p>
-      <w:r>
-        <w:t xml:space="preserve">En tarjetas NFC/RFID HF, el lector genera un campo electromagnético (13.56 MHz) y la tarjeta pasiva aprovecha ese campo para energizarse y responder, enviando su </w:t>
-      </w:r>
-      <w:r>
-        <w:rPr>
-          <w:b/>
-          <w:bCs/>
-        </w:rPr>
         <w:t>UID (identificador único)</w:t>
       </w:r>
       <w:r>
@@ -283,18 +1025,13 @@
     <w:p/>
     <w:p>
       <w:pPr>
-        <w:rPr>
-          <w:b/>
-          <w:bCs/>
-        </w:rPr>
-      </w:pPr>
-      <w:r>
-        <w:rPr>
-          <w:b/>
-          <w:bCs/>
-        </w:rPr>
+        <w:pStyle w:val="Ttulo2"/>
+      </w:pPr>
+      <w:bookmarkStart w:id="2" w:name="_Toc226745945"/>
+      <w:r>
         <w:t>3) Usos actuales de la tecnología</w:t>
       </w:r>
+      <w:bookmarkEnd w:id="2"/>
     </w:p>
     <w:p>
       <w:r>
@@ -381,67 +1118,61 @@
         <w:t xml:space="preserve"> (inventarios, bibliotecas, logística, etc.). </w:t>
       </w:r>
     </w:p>
-    <w:p/>
-    <w:p>
-      <w:pPr>
+    <w:p>
+      <w:pPr>
+        <w:pStyle w:val="Ttulo2"/>
+      </w:pPr>
+      <w:bookmarkStart w:id="3" w:name="_Toc226745946"/>
+      <w:r>
+        <w:t>4) Funcionamiento y descripción del módulo sensor (PN532)</w:t>
+      </w:r>
+      <w:bookmarkEnd w:id="3"/>
+    </w:p>
+    <w:p>
+      <w:r>
+        <w:t xml:space="preserve">El </w:t>
+      </w:r>
+      <w:r>
         <w:rPr>
           <w:b/>
           <w:bCs/>
         </w:rPr>
-      </w:pPr>
+        <w:t>PN532</w:t>
+      </w:r>
+      <w:r>
+        <w:t xml:space="preserve"> es un controlador NFC muy usado para lectura/escritura de tarjetas a </w:t>
+      </w:r>
       <w:r>
         <w:rPr>
           <w:b/>
           <w:bCs/>
         </w:rPr>
-        <w:t>4) Funcionamiento y descripción del módulo sensor (PN532)</w:t>
-      </w:r>
-    </w:p>
-    <w:p>
-      <w:r>
-        <w:t xml:space="preserve">El </w:t>
+        <w:t>13.56 MHz</w:t>
+      </w:r>
+      <w:r>
+        <w:t xml:space="preserve">. Es capaz de trabajar como </w:t>
       </w:r>
       <w:r>
         <w:rPr>
           <w:b/>
           <w:bCs/>
         </w:rPr>
-        <w:t>PN532</w:t>
-      </w:r>
-      <w:r>
-        <w:t xml:space="preserve"> es un controlador NFC muy usado para lectura/escritura de tarjetas a </w:t>
+        <w:t>lector/escritor</w:t>
+      </w:r>
+      <w:r>
+        <w:t xml:space="preserve"> para tecnologías como </w:t>
       </w:r>
       <w:r>
         <w:rPr>
           <w:b/>
           <w:bCs/>
         </w:rPr>
-        <w:t>13.56 MHz</w:t>
-      </w:r>
-      <w:r>
-        <w:t xml:space="preserve">. Es capaz de trabajar como </w:t>
-      </w:r>
-      <w:r>
-        <w:rPr>
-          <w:b/>
-          <w:bCs/>
-        </w:rPr>
-        <w:t>lector/escritor</w:t>
-      </w:r>
-      <w:r>
-        <w:t xml:space="preserve"> para tecnologías como </w:t>
-      </w:r>
-      <w:r>
-        <w:rPr>
-          <w:b/>
-          <w:bCs/>
-        </w:rPr>
         <w:t>ISO/IEC 14443A/MIFARE</w:t>
       </w:r>
       <w:r>
         <w:t xml:space="preserve">, y también soporta otros modos y protocolos (según configuración y firmware). </w:t>
       </w:r>
-      <w:hyperlink r:id="rId5" w:history="1">
+      <w:hyperlink r:id="rId8" w:history="1">
         <w:r>
           <w:rPr>
             <w:rStyle w:val="Hipervnculo"/>
@@ -455,7 +1186,6 @@
     </w:p>
     <w:p>
       <w:r>
-        <w:lastRenderedPageBreak/>
         <w:t xml:space="preserve">Además, el PN532 puede comunicarse con un microcontrolador mediante varias interfaces: </w:t>
       </w:r>
       <w:r>
@@ -476,7 +1206,7 @@
       <w:r>
         <w:t xml:space="preserve"> y configuración). </w:t>
       </w:r>
-      <w:hyperlink r:id="rId6" w:history="1">
+      <w:hyperlink r:id="rId9" w:history="1">
         <w:r>
           <w:rPr>
             <w:rStyle w:val="Hipervnculo"/>
@@ -562,24 +1292,19 @@
         <w:t xml:space="preserve">up (muchos módulos ya las incluyen). </w:t>
       </w:r>
     </w:p>
-    <w:p/>
-    <w:p>
-      <w:pPr>
-        <w:rPr>
-          <w:b/>
-          <w:bCs/>
-        </w:rPr>
-      </w:pPr>
-      <w:r>
-        <w:rPr>
-          <w:b/>
-          <w:bCs/>
-        </w:rPr>
+    <w:p>
+      <w:pPr>
+        <w:pStyle w:val="Ttulo2"/>
+      </w:pPr>
+      <w:bookmarkStart w:id="4" w:name="_Toc226745947"/>
+      <w:r>
         <w:t>5) Diagrama de conexión (ESP32 ↔ PN532 por I2C)</w:t>
       </w:r>
-    </w:p>
-    <w:p>
-      <w:pPr>
+      <w:bookmarkEnd w:id="4"/>
+    </w:p>
+    <w:p>
+      <w:pPr>
+        <w:pStyle w:val="Subttulo"/>
         <w:rPr>
           <w:b/>
           <w:bCs/>
@@ -639,17 +1364,12 @@
         <w:rPr>
           <w:lang w:val="en-US"/>
         </w:rPr>
-        <w:t xml:space="preserve"> </w:t>
-      </w:r>
-      <w:r>
-        <w:rPr>
-          <w:lang w:val="en-US"/>
-        </w:rPr>
-        <w:t xml:space="preserve"> </w:t>
-      </w:r>
-    </w:p>
-    <w:p>
-      <w:pPr>
+        <w:t xml:space="preserve">  </w:t>
+      </w:r>
+    </w:p>
+    <w:p>
+      <w:pPr>
+        <w:pStyle w:val="Subttulo"/>
         <w:rPr>
           <w:b/>
           <w:bCs/>
@@ -660,6 +1380,7 @@
           <w:b/>
           <w:bCs/>
         </w:rPr>
+        <w:lastRenderedPageBreak/>
         <w:t xml:space="preserve">5.2 Tabla de conexión </w:t>
       </w:r>
     </w:p>
@@ -768,102 +1489,25 @@
     </w:p>
     <w:p>
       <w:r>
-        <w:rPr>
-          <w:i/>
-          <w:iCs/>
-        </w:rPr>
-        <w:t>(Opcional, si tu módulo lo trae)</w:t>
-      </w:r>
-    </w:p>
-    <w:p>
-      <w:pPr>
-        <w:numPr>
-          <w:ilvl w:val="0"/>
-          <w:numId w:val="14"/>
-        </w:numPr>
-      </w:pPr>
-      <w:r>
-        <w:rPr>
-          <w:b/>
-          <w:bCs/>
-        </w:rPr>
-        <w:t xml:space="preserve">ESP32 </w:t>
+        <w:t xml:space="preserve">La librería de </w:t>
       </w:r>
       <w:proofErr w:type="spellStart"/>
       <w:r>
-        <w:rPr>
-          <w:b/>
-          <w:bCs/>
-        </w:rPr>
-        <w:t>GPIOxx</w:t>
+        <w:t>Adafruit</w:t>
       </w:r>
       <w:proofErr w:type="spellEnd"/>
       <w:r>
-        <w:t xml:space="preserve"> → </w:t>
-      </w:r>
-      <w:r>
-        <w:rPr>
-          <w:b/>
-          <w:bCs/>
-        </w:rPr>
-        <w:t>PN532 RST/RESET</w:t>
-      </w:r>
-    </w:p>
-    <w:p>
-      <w:pPr>
-        <w:numPr>
-          <w:ilvl w:val="0"/>
-          <w:numId w:val="14"/>
-        </w:numPr>
-      </w:pPr>
-      <w:r>
-        <w:rPr>
-          <w:b/>
-          <w:bCs/>
-        </w:rPr>
-        <w:t xml:space="preserve">ESP32 </w:t>
+        <w:t xml:space="preserve"> contempla I2C y funciones para leer tarjetas tipo ISO14443A/MIFARE mediante llamadas como </w:t>
       </w:r>
       <w:proofErr w:type="spellStart"/>
       <w:r>
-        <w:rPr>
-          <w:b/>
-          <w:bCs/>
-        </w:rPr>
-        <w:t>GPIOyy</w:t>
+        <w:t>readPassiveTargetID</w:t>
       </w:r>
       <w:proofErr w:type="spellEnd"/>
       <w:r>
-        <w:t xml:space="preserve"> → </w:t>
-      </w:r>
-      <w:r>
-        <w:rPr>
-          <w:b/>
-          <w:bCs/>
-        </w:rPr>
-        <w:t>PN532 IRQ</w:t>
-      </w:r>
-    </w:p>
-    <w:p>
-      <w:r>
-        <w:t xml:space="preserve">La librería de </w:t>
-      </w:r>
-      <w:proofErr w:type="spellStart"/>
-      <w:r>
-        <w:t>Adafruit</w:t>
-      </w:r>
-      <w:proofErr w:type="spellEnd"/>
-      <w:r>
-        <w:t xml:space="preserve"> contempla I2C y funciones para leer tarjetas tipo ISO14443A/MIFARE mediante llamadas como </w:t>
-      </w:r>
-      <w:proofErr w:type="spellStart"/>
-      <w:r>
-        <w:t>readPassiveTargetID</w:t>
-      </w:r>
-      <w:proofErr w:type="spellEnd"/>
-      <w:r>
         <w:t xml:space="preserve">(...). </w:t>
       </w:r>
-      <w:hyperlink r:id="rId7" w:history="1">
+      <w:hyperlink r:id="rId10" w:history="1">
         <w:r>
           <w:rPr>
             <w:rStyle w:val="Hipervnculo"/>
@@ -874,7 +1518,7 @@
       <w:r>
         <w:t xml:space="preserve">, </w:t>
       </w:r>
-      <w:hyperlink r:id="rId8" w:history="1">
+      <w:hyperlink r:id="rId11" w:history="1">
         <w:r>
           <w:rPr>
             <w:rStyle w:val="Hipervnculo"/>
@@ -885,6 +1529,12 @@
     </w:p>
     <w:p>
       <w:pPr>
+        <w:pStyle w:val="Subttulo"/>
+      </w:pPr>
+    </w:p>
+    <w:p>
+      <w:pPr>
+        <w:pStyle w:val="Subttulo"/>
         <w:rPr>
           <w:b/>
           <w:bCs/>
@@ -909,9 +1559,8 @@
         <w:rPr>
           <w:noProof/>
         </w:rPr>
-        <w:lastRenderedPageBreak/>
         <w:drawing>
-          <wp:inline distT="0" distB="0" distL="0" distR="0" wp14:anchorId="006F65D5" wp14:editId="320519F0">
+          <wp:inline distT="0" distB="0" distL="0" distR="0" wp14:anchorId="006F65D5" wp14:editId="2756438E">
             <wp:extent cx="3007502" cy="4211797"/>
             <wp:effectExtent l="7620" t="0" r="0" b="0"/>
             <wp:docPr id="567438976" name="Imagen 1"/>
@@ -928,7 +1577,7 @@
                     </pic:cNvPicPr>
                   </pic:nvPicPr>
                   <pic:blipFill>
-                    <a:blip r:embed="rId9" cstate="print">
+                    <a:blip r:embed="rId12" cstate="print">
                       <a:extLst>
                         <a:ext uri="{28A0092B-C50C-407E-A947-70E740481C1C}">
                           <a14:useLocalDpi xmlns:a14="http://schemas.microsoft.com/office/drawing/2010/main" val="0"/>
@@ -962,18 +1611,13 @@
     </w:p>
     <w:p>
       <w:pPr>
-        <w:rPr>
-          <w:b/>
-          <w:bCs/>
-        </w:rPr>
-      </w:pPr>
-      <w:r>
-        <w:rPr>
-          <w:b/>
-          <w:bCs/>
-        </w:rPr>
+        <w:pStyle w:val="Ttulo2"/>
+      </w:pPr>
+      <w:bookmarkStart w:id="5" w:name="_Toc226745948"/>
+      <w:r>
         <w:t>6) Código utilizado</w:t>
       </w:r>
+      <w:bookmarkEnd w:id="5"/>
     </w:p>
     <w:p>
       <w:pPr>
@@ -985,7 +1629,7 @@
           <w:kern w:val="0"/>
           <w:sz w:val="21"/>
           <w:szCs w:val="21"/>
-          <w:lang w:val="en-US" w:eastAsia="es-MX"/>
+          <w:lang w:eastAsia="es-MX"/>
           <w14:ligatures w14:val="none"/>
         </w:rPr>
       </w:pPr>
@@ -996,7 +1640,7 @@
           <w:kern w:val="0"/>
           <w:sz w:val="21"/>
           <w:szCs w:val="21"/>
-          <w:lang w:val="en-US" w:eastAsia="es-MX"/>
+          <w:lang w:eastAsia="es-MX"/>
           <w14:ligatures w14:val="none"/>
         </w:rPr>
         <w:t>#include</w:t>
@@ -1008,7 +1652,7 @@
           <w:kern w:val="0"/>
           <w:sz w:val="21"/>
           <w:szCs w:val="21"/>
-          <w:lang w:val="en-US" w:eastAsia="es-MX"/>
+          <w:lang w:eastAsia="es-MX"/>
           <w14:ligatures w14:val="none"/>
         </w:rPr>
         <w:t xml:space="preserve"> </w:t>
@@ -1020,7 +1664,7 @@
           <w:kern w:val="0"/>
           <w:sz w:val="21"/>
           <w:szCs w:val="21"/>
-          <w:lang w:val="en-US" w:eastAsia="es-MX"/>
+          <w:lang w:eastAsia="es-MX"/>
           <w14:ligatures w14:val="none"/>
         </w:rPr>
         <w:t>&lt;</w:t>
@@ -1033,7 +1677,7 @@
           <w:kern w:val="0"/>
           <w:sz w:val="21"/>
           <w:szCs w:val="21"/>
-          <w:lang w:val="en-US" w:eastAsia="es-MX"/>
+          <w:lang w:eastAsia="es-MX"/>
           <w14:ligatures w14:val="none"/>
         </w:rPr>
         <w:t>Wire.h</w:t>
@@ -1046,7 +1690,7 @@
           <w:kern w:val="0"/>
           <w:sz w:val="21"/>
           <w:szCs w:val="21"/>
-          <w:lang w:val="en-US" w:eastAsia="es-MX"/>
+          <w:lang w:eastAsia="es-MX"/>
           <w14:ligatures w14:val="none"/>
         </w:rPr>
         <w:t>&gt;</w:t>
@@ -1130,7 +1774,7 @@
           <w:kern w:val="0"/>
           <w:sz w:val="21"/>
           <w:szCs w:val="21"/>
-          <w:lang w:eastAsia="es-MX"/>
+          <w:lang w:val="en-US" w:eastAsia="es-MX"/>
           <w14:ligatures w14:val="none"/>
         </w:rPr>
       </w:pPr>
@@ -1141,10 +1785,36 @@
           <w:kern w:val="0"/>
           <w:sz w:val="21"/>
           <w:szCs w:val="21"/>
-          <w:lang w:eastAsia="es-MX"/>
-          <w14:ligatures w14:val="none"/>
-        </w:rPr>
-        <w:t>// ------------------ Pines I2C (ESP32) ------------------</w:t>
+          <w:lang w:val="en-US" w:eastAsia="es-MX"/>
+          <w14:ligatures w14:val="none"/>
+        </w:rPr>
+        <w:t>// ------------------ Pines I2C (</w:t>
+      </w:r>
+      <w:proofErr w:type="gramStart"/>
+      <w:r>
+        <w:rPr>
+          <w:rFonts w:ascii="Consolas" w:eastAsia="Times New Roman" w:hAnsi="Consolas" w:cs="Times New Roman"/>
+          <w:color w:val="7F8C8D"/>
+          <w:kern w:val="0"/>
+          <w:sz w:val="21"/>
+          <w:szCs w:val="21"/>
+          <w:lang w:val="en-US" w:eastAsia="es-MX"/>
+          <w14:ligatures w14:val="none"/>
+        </w:rPr>
+        <w:t>ESP32) ---</w:t>
+      </w:r>
+      <w:proofErr w:type="gramEnd"/>
+      <w:r>
+        <w:rPr>
+          <w:rFonts w:ascii="Consolas" w:eastAsia="Times New Roman" w:hAnsi="Consolas" w:cs="Times New Roman"/>
+          <w:color w:val="7F8C8D"/>
+          <w:kern w:val="0"/>
+          <w:sz w:val="21"/>
+          <w:szCs w:val="21"/>
+          <w:lang w:val="en-US" w:eastAsia="es-MX"/>
+          <w14:ligatures w14:val="none"/>
+        </w:rPr>
+        <w:t>---------------</w:t>
       </w:r>
     </w:p>
     <w:p>
@@ -3037,7 +3707,6 @@
           <w:lang w:val="en-US" w:eastAsia="es-MX"/>
           <w14:ligatures w14:val="none"/>
         </w:rPr>
-        <w:lastRenderedPageBreak/>
         <w:t xml:space="preserve">  </w:t>
       </w:r>
       <w:r>
@@ -5662,6 +6331,7 @@
           <w:lang w:eastAsia="es-MX"/>
           <w14:ligatures w14:val="none"/>
         </w:rPr>
+        <w:lastRenderedPageBreak/>
         <w:t>  // Verifica que el módulo esté respondiendo</w:t>
       </w:r>
     </w:p>
@@ -6542,7 +7212,6 @@
           <w:lang w:eastAsia="es-MX"/>
           <w14:ligatures w14:val="none"/>
         </w:rPr>
-        <w:lastRenderedPageBreak/>
         <w:t xml:space="preserve">  </w:t>
       </w:r>
       <w:r>
@@ -8107,6 +8776,7 @@
         </w:numPr>
       </w:pPr>
       <w:r>
+        <w:lastRenderedPageBreak/>
         <w:t>El objetivo se cumple cuando el monitor serial muestra el UID en las tres bases.</w:t>
       </w:r>
     </w:p>
@@ -8120,43 +8790,41 @@
     </w:p>
     <w:p>
       <w:pPr>
+        <w:pStyle w:val="Ttulo2"/>
+      </w:pPr>
+      <w:bookmarkStart w:id="6" w:name="_Toc226745949"/>
+      <w:r>
+        <w:t>7</w:t>
+      </w:r>
+      <w:r>
+        <w:t>) Evidencias (fotos + video)</w:t>
+      </w:r>
+      <w:bookmarkEnd w:id="6"/>
+    </w:p>
+    <w:p>
+      <w:pPr>
         <w:rPr>
           <w:b/>
           <w:bCs/>
         </w:rPr>
       </w:pPr>
+      <w:proofErr w:type="gramStart"/>
       <w:r>
         <w:rPr>
           <w:b/>
           <w:bCs/>
         </w:rPr>
-        <w:t>8) Evidencias (fotos + video)</w:t>
-      </w:r>
-    </w:p>
-    <w:p>
-      <w:pPr>
+        <w:t>Link</w:t>
+      </w:r>
+      <w:proofErr w:type="gramEnd"/>
+      <w:r>
         <w:rPr>
           <w:b/>
           <w:bCs/>
         </w:rPr>
-      </w:pPr>
-      <w:proofErr w:type="gramStart"/>
-      <w:r>
-        <w:rPr>
-          <w:b/>
-          <w:bCs/>
-        </w:rPr>
-        <w:t>Link</w:t>
-      </w:r>
-      <w:proofErr w:type="gramEnd"/>
-      <w:r>
-        <w:rPr>
-          <w:b/>
-          <w:bCs/>
-        </w:rPr>
         <w:t xml:space="preserve">: </w:t>
       </w:r>
-      <w:hyperlink r:id="rId10" w:history="1">
+      <w:hyperlink r:id="rId13" w:history="1">
         <w:r>
           <w:rPr>
             <w:rStyle w:val="Hipervnculo"/>
@@ -8178,7 +8846,6 @@
         <w:rPr>
           <w:noProof/>
         </w:rPr>
-        <w:lastRenderedPageBreak/>
         <w:drawing>
           <wp:inline distT="0" distB="0" distL="0" distR="0" wp14:anchorId="765503FF" wp14:editId="4A278403">
             <wp:extent cx="1708150" cy="2277534"/>
@@ -8197,7 +8864,7 @@
                     </pic:cNvPicPr>
                   </pic:nvPicPr>
                   <pic:blipFill>
-                    <a:blip r:embed="rId11" cstate="print">
+                    <a:blip r:embed="rId14" cstate="print">
                       <a:extLst>
                         <a:ext uri="{28A0092B-C50C-407E-A947-70E740481C1C}">
                           <a14:useLocalDpi xmlns:a14="http://schemas.microsoft.com/office/drawing/2010/main" val="0"/>
@@ -8250,7 +8917,7 @@
                     </pic:cNvPicPr>
                   </pic:nvPicPr>
                   <pic:blipFill rotWithShape="1">
-                    <a:blip r:embed="rId12" cstate="print">
+                    <a:blip r:embed="rId15" cstate="print">
                       <a:extLst>
                         <a:ext uri="{28A0092B-C50C-407E-A947-70E740481C1C}">
                           <a14:useLocalDpi xmlns:a14="http://schemas.microsoft.com/office/drawing/2010/main" val="0"/>
@@ -8308,7 +8975,7 @@
                     </pic:cNvPicPr>
                   </pic:nvPicPr>
                   <pic:blipFill>
-                    <a:blip r:embed="rId13" cstate="print">
+                    <a:blip r:embed="rId16" cstate="print">
                       <a:extLst>
                         <a:ext uri="{28A0092B-C50C-407E-A947-70E740481C1C}">
                           <a14:useLocalDpi xmlns:a14="http://schemas.microsoft.com/office/drawing/2010/main" val="0"/>
@@ -8361,7 +9028,7 @@
                     </pic:cNvPicPr>
                   </pic:nvPicPr>
                   <pic:blipFill>
-                    <a:blip r:embed="rId14" cstate="print">
+                    <a:blip r:embed="rId17" cstate="print">
                       <a:extLst>
                         <a:ext uri="{28A0092B-C50C-407E-A947-70E740481C1C}">
                           <a14:useLocalDpi xmlns:a14="http://schemas.microsoft.com/office/drawing/2010/main" val="0"/>
@@ -8414,7 +9081,7 @@
                     </pic:cNvPicPr>
                   </pic:nvPicPr>
                   <pic:blipFill>
-                    <a:blip r:embed="rId15" cstate="print">
+                    <a:blip r:embed="rId18" cstate="print">
                       <a:extLst>
                         <a:ext uri="{28A0092B-C50C-407E-A947-70E740481C1C}">
                           <a14:useLocalDpi xmlns:a14="http://schemas.microsoft.com/office/drawing/2010/main" val="0"/>
@@ -8448,50 +9115,52 @@
     </w:p>
     <w:p>
       <w:pPr>
+        <w:pStyle w:val="Ttulo2"/>
+      </w:pPr>
+      <w:bookmarkStart w:id="7" w:name="_Toc226745950"/>
+      <w:r>
+        <w:t>8</w:t>
+      </w:r>
+      <w:r>
+        <w:t xml:space="preserve">) </w:t>
+      </w:r>
+      <w:proofErr w:type="gramStart"/>
+      <w:r>
+        <w:t>Link</w:t>
+      </w:r>
+      <w:proofErr w:type="gramEnd"/>
+      <w:r>
+        <w:t xml:space="preserve"> del repositorio en GitHub</w:t>
+      </w:r>
+      <w:bookmarkEnd w:id="7"/>
+    </w:p>
+    <w:p>
+      <w:pPr>
         <w:rPr>
           <w:b/>
           <w:bCs/>
+          <w:lang w:val="en-US"/>
         </w:rPr>
       </w:pPr>
       <w:r>
         <w:rPr>
           <w:b/>
           <w:bCs/>
-        </w:rPr>
-        <w:t xml:space="preserve">9) </w:t>
-      </w:r>
-      <w:proofErr w:type="gramStart"/>
-      <w:r>
-        <w:rPr>
-          <w:b/>
-          <w:bCs/>
-        </w:rPr>
-        <w:t>Link</w:t>
-      </w:r>
-      <w:proofErr w:type="gramEnd"/>
-      <w:r>
-        <w:rPr>
-          <w:b/>
-          <w:bCs/>
-        </w:rPr>
-        <w:t xml:space="preserve"> del repositorio en GitHub</w:t>
-      </w:r>
-    </w:p>
-    <w:p>
-      <w:pPr>
-        <w:rPr>
-          <w:b/>
-          <w:bCs/>
-        </w:rPr>
-      </w:pPr>
-    </w:p>
-    <w:p>
-      <w:pPr>
-        <w:rPr>
-          <w:b/>
-          <w:bCs/>
-        </w:rPr>
-      </w:pPr>
+          <w:lang w:val="en-US"/>
+        </w:rPr>
+        <w:t xml:space="preserve">Link: </w:t>
+      </w:r>
+      <w:hyperlink r:id="rId19" w:history="1">
+        <w:r>
+          <w:rPr>
+            <w:rStyle w:val="Hipervnculo"/>
+            <w:b/>
+            <w:bCs/>
+            <w:lang w:val="en-US"/>
+          </w:rPr>
+          <w:t>https://github.com/AresGodKiller/Tecnologias_Inalambricas/tree/main/NFC_Basics</w:t>
+        </w:r>
+      </w:hyperlink>
     </w:p>
     <w:sectPr>
       <w:pgSz w:w="12240" w:h="15840"/>
@@ -8501,6 +9170,56 @@
     </w:sectPr>
   </w:body>
 </w:document>
+</file>
+
+<file path=word/endnotes.xml><?xml version="1.0" encoding="utf-8"?>
+<w:endnotes xmlns:wpc="http://schemas.microsoft.com/office/word/2010/wordprocessingCanvas" xmlns:cx="http://schemas.microsoft.com/office/drawing/2014/chartex" xmlns:cx1="http://schemas.microsoft.com/office/drawing/2015/9/8/chartex" xmlns:cx2="http://schemas.microsoft.com/office/drawing/2015/10/21/chartex" xmlns:cx3="http://schemas.microsoft.com/office/drawing/2016/5/9/chartex" xmlns:cx4="http://schemas.microsoft.com/office/drawing/2016/5/10/chartex" xmlns:cx5="http://schemas.microsoft.com/office/drawing/2016/5/11/chartex" xmlns:cx6="http://schemas.microsoft.com/office/drawing/2016/5/12/chartex" xmlns:cx7="http://schemas.microsoft.com/office/drawing/2016/5/13/chartex" xmlns:cx8="http://schemas.microsoft.com/office/drawing/2016/5/14/chartex" xmlns:mc="http://schemas.openxmlformats.org/markup-compatibility/2006" xmlns:aink="http://schemas.microsoft.com/office/drawing/2016/ink" xmlns:am3d="http://schemas.microsoft.com/office/drawing/2017/model3d" xmlns:o="urn:schemas-microsoft-com:office:office" xmlns:oel="http://schemas.microsoft.com/office/2019/extlst" xmlns:r="http://schemas.openxmlformats.org/officeDocument/2006/relationships" xmlns:m="http://schemas.openxmlformats.org/officeDocument/2006/math" xmlns:v="urn:schemas-microsoft-com:vml" xmlns:wp14="http://schemas.microsoft.com/office/word/2010/wordprocessingDrawing" xmlns:wp="http://schemas.openxmlformats.org/drawingml/2006/wordprocessingDrawing" xmlns:w10="urn:schemas-microsoft-com:office:word" xmlns:w="http://schemas.openxmlformats.org/wordprocessingml/2006/main" xmlns:w14="http://schemas.microsoft.com/office/word/2010/wordml" xmlns:w15="http://schemas.microsoft.com/office/word/2012/wordml" xmlns:w16cex="http://schemas.microsoft.com/office/word/2018/wordml/cex" xmlns:w16cid="http://schemas.microsoft.com/office/word/2016/wordml/cid" xmlns:w16="http://schemas.microsoft.com/office/word/2018/wordml" xmlns:w16du="http://schemas.microsoft.com/office/word/2023/wordml/word16du" xmlns:w16sdtdh="http://schemas.microsoft.com/office/word/2020/wordml/sdtdatahash" xmlns:w16sdtfl="http://schemas.microsoft.com/office/word/2024/wordml/sdtformatlock" xmlns:w16se="http://schemas.microsoft.com/office/word/2015/wordml/symex" xmlns:wpg="http://schemas.microsoft.com/office/word/2010/wordprocessingGroup" xmlns:wpi="http://schemas.microsoft.com/office/word/2010/wordprocessingInk" xmlns:wne="http://schemas.microsoft.com/office/word/2006/wordml" xmlns:wps="http://schemas.microsoft.com/office/word/2010/wordprocessingShape" mc:Ignorable="w14 w15 w16se w16cid w16 w16cex w16sdtdh w16sdtfl w16du wp14">
+  <w:endnote w:type="separator" w:id="-1">
+    <w:p>
+      <w:pPr>
+        <w:spacing w:after="0" w:line="240" w:lineRule="auto"/>
+      </w:pPr>
+      <w:r>
+        <w:separator/>
+      </w:r>
+    </w:p>
+  </w:endnote>
+  <w:endnote w:type="continuationSeparator" w:id="0">
+    <w:p>
+      <w:pPr>
+        <w:spacing w:after="0" w:line="240" w:lineRule="auto"/>
+      </w:pPr>
+      <w:r>
+        <w:continuationSeparator/>
+      </w:r>
+    </w:p>
+  </w:endnote>
+</w:endnotes>
+</file>
+
+<file path=word/footnotes.xml><?xml version="1.0" encoding="utf-8"?>
+<w:footnotes xmlns:wpc="http://schemas.microsoft.com/office/word/2010/wordprocessingCanvas" xmlns:cx="http://schemas.microsoft.com/office/drawing/2014/chartex" xmlns:cx1="http://schemas.microsoft.com/office/drawing/2015/9/8/chartex" xmlns:cx2="http://schemas.microsoft.com/office/drawing/2015/10/21/chartex" xmlns:cx3="http://schemas.microsoft.com/office/drawing/2016/5/9/chartex" xmlns:cx4="http://schemas.microsoft.com/office/drawing/2016/5/10/chartex" xmlns:cx5="http://schemas.microsoft.com/office/drawing/2016/5/11/chartex" xmlns:cx6="http://schemas.microsoft.com/office/drawing/2016/5/12/chartex" xmlns:cx7="http://schemas.microsoft.com/office/drawing/2016/5/13/chartex" xmlns:cx8="http://schemas.microsoft.com/office/drawing/2016/5/14/chartex" xmlns:mc="http://schemas.openxmlformats.org/markup-compatibility/2006" xmlns:aink="http://schemas.microsoft.com/office/drawing/2016/ink" xmlns:am3d="http://schemas.microsoft.com/office/drawing/2017/model3d" xmlns:o="urn:schemas-microsoft-com:office:office" xmlns:oel="http://schemas.microsoft.com/office/2019/extlst" xmlns:r="http://schemas.openxmlformats.org/officeDocument/2006/relationships" xmlns:m="http://schemas.openxmlformats.org/officeDocument/2006/math" xmlns:v="urn:schemas-microsoft-com:vml" xmlns:wp14="http://schemas.microsoft.com/office/word/2010/wordprocessingDrawing" xmlns:wp="http://schemas.openxmlformats.org/drawingml/2006/wordprocessingDrawing" xmlns:w10="urn:schemas-microsoft-com:office:word" xmlns:w="http://schemas.openxmlformats.org/wordprocessingml/2006/main" xmlns:w14="http://schemas.microsoft.com/office/word/2010/wordml" xmlns:w15="http://schemas.microsoft.com/office/word/2012/wordml" xmlns:w16cex="http://schemas.microsoft.com/office/word/2018/wordml/cex" xmlns:w16cid="http://schemas.microsoft.com/office/word/2016/wordml/cid" xmlns:w16="http://schemas.microsoft.com/office/word/2018/wordml" xmlns:w16du="http://schemas.microsoft.com/office/word/2023/wordml/word16du" xmlns:w16sdtdh="http://schemas.microsoft.com/office/word/2020/wordml/sdtdatahash" xmlns:w16sdtfl="http://schemas.microsoft.com/office/word/2024/wordml/sdtformatlock" xmlns:w16se="http://schemas.microsoft.com/office/word/2015/wordml/symex" xmlns:wpg="http://schemas.microsoft.com/office/word/2010/wordprocessingGroup" xmlns:wpi="http://schemas.microsoft.com/office/word/2010/wordprocessingInk" xmlns:wne="http://schemas.microsoft.com/office/word/2006/wordml" xmlns:wps="http://schemas.microsoft.com/office/word/2010/wordprocessingShape" mc:Ignorable="w14 w15 w16se w16cid w16 w16cex w16sdtdh w16sdtfl w16du wp14">
+  <w:footnote w:type="separator" w:id="-1">
+    <w:p>
+      <w:pPr>
+        <w:spacing w:after="0" w:line="240" w:lineRule="auto"/>
+      </w:pPr>
+      <w:r>
+        <w:separator/>
+      </w:r>
+    </w:p>
+  </w:footnote>
+  <w:footnote w:type="continuationSeparator" w:id="0">
+    <w:p>
+      <w:pPr>
+        <w:spacing w:after="0" w:line="240" w:lineRule="auto"/>
+      </w:pPr>
+      <w:r>
+        <w:continuationSeparator/>
+      </w:r>
+    </w:p>
+  </w:footnote>
+</w:footnotes>
 </file>
 
 <file path=word/numbering.xml><?xml version="1.0" encoding="utf-8"?>
@@ -11296,7 +12015,6 @@
     <w:next w:val="Normal"/>
     <w:link w:val="Ttulo2Car"/>
     <w:uiPriority w:val="9"/>
-    <w:semiHidden/>
     <w:unhideWhenUsed/>
     <w:qFormat/>
     <w:rsid w:val="00434567"/>
@@ -11471,6 +12189,7 @@
   <w:style w:type="character" w:default="1" w:styleId="Fuentedeprrafopredeter">
     <w:name w:val="Default Paragraph Font"/>
     <w:uiPriority w:val="1"/>
+    <w:semiHidden/>
     <w:unhideWhenUsed/>
   </w:style>
   <w:style w:type="table" w:default="1" w:styleId="Tablanormal">
@@ -11512,7 +12231,6 @@
     <w:basedOn w:val="Fuentedeprrafopredeter"/>
     <w:link w:val="Ttulo2"/>
     <w:uiPriority w:val="9"/>
-    <w:semiHidden/>
     <w:rsid w:val="00434567"/>
     <w:rPr>
       <w:rFonts w:asciiTheme="majorHAnsi" w:eastAsiaTheme="majorEastAsia" w:hAnsiTheme="majorHAnsi" w:cstheme="majorBidi"/>
@@ -11806,6 +12524,83 @@
       <w:color w:val="605E5C"/>
       <w:shd w:val="clear" w:color="auto" w:fill="E1DFDD"/>
     </w:rPr>
+  </w:style>
+  <w:style w:type="paragraph" w:styleId="TtuloTDC">
+    <w:name w:val="TOC Heading"/>
+    <w:basedOn w:val="Ttulo1"/>
+    <w:next w:val="Normal"/>
+    <w:uiPriority w:val="39"/>
+    <w:unhideWhenUsed/>
+    <w:qFormat/>
+    <w:rsid w:val="004860E2"/>
+    <w:pPr>
+      <w:spacing w:before="240" w:after="0"/>
+      <w:outlineLvl w:val="9"/>
+    </w:pPr>
+    <w:rPr>
+      <w:kern w:val="0"/>
+      <w:sz w:val="32"/>
+      <w:szCs w:val="32"/>
+      <w:lang w:eastAsia="es-MX"/>
+      <w14:ligatures w14:val="none"/>
+    </w:rPr>
+  </w:style>
+  <w:style w:type="paragraph" w:styleId="TDC2">
+    <w:name w:val="toc 2"/>
+    <w:basedOn w:val="Normal"/>
+    <w:next w:val="Normal"/>
+    <w:autoRedefine/>
+    <w:uiPriority w:val="39"/>
+    <w:unhideWhenUsed/>
+    <w:rsid w:val="004860E2"/>
+    <w:pPr>
+      <w:spacing w:after="100"/>
+      <w:ind w:left="220"/>
+    </w:pPr>
+  </w:style>
+  <w:style w:type="paragraph" w:styleId="Encabezado">
+    <w:name w:val="header"/>
+    <w:basedOn w:val="Normal"/>
+    <w:link w:val="EncabezadoCar"/>
+    <w:uiPriority w:val="99"/>
+    <w:unhideWhenUsed/>
+    <w:rsid w:val="004860E2"/>
+    <w:pPr>
+      <w:tabs>
+        <w:tab w:val="center" w:pos="4419"/>
+        <w:tab w:val="right" w:pos="8838"/>
+      </w:tabs>
+      <w:spacing w:after="0" w:line="240" w:lineRule="auto"/>
+    </w:pPr>
+  </w:style>
+  <w:style w:type="character" w:customStyle="1" w:styleId="EncabezadoCar">
+    <w:name w:val="Encabezado Car"/>
+    <w:basedOn w:val="Fuentedeprrafopredeter"/>
+    <w:link w:val="Encabezado"/>
+    <w:uiPriority w:val="99"/>
+    <w:rsid w:val="004860E2"/>
+  </w:style>
+  <w:style w:type="paragraph" w:styleId="Piedepgina">
+    <w:name w:val="footer"/>
+    <w:basedOn w:val="Normal"/>
+    <w:link w:val="PiedepginaCar"/>
+    <w:uiPriority w:val="99"/>
+    <w:unhideWhenUsed/>
+    <w:rsid w:val="004860E2"/>
+    <w:pPr>
+      <w:tabs>
+        <w:tab w:val="center" w:pos="4419"/>
+        <w:tab w:val="right" w:pos="8838"/>
+      </w:tabs>
+      <w:spacing w:after="0" w:line="240" w:lineRule="auto"/>
+    </w:pPr>
+  </w:style>
+  <w:style w:type="character" w:customStyle="1" w:styleId="PiedepginaCar">
+    <w:name w:val="Pie de página Car"/>
+    <w:basedOn w:val="Fuentedeprrafopredeter"/>
+    <w:link w:val="Piedepgina"/>
+    <w:uiPriority w:val="99"/>
+    <w:rsid w:val="004860E2"/>
   </w:style>
 </w:styles>
 </file>
@@ -12103,4 +12898,16 @@
     </a:ext>
   </a:extLst>
 </a:theme>
+</file>
+
+<file path=customXml/item1.xml><?xml version="1.0" encoding="utf-8"?>
+<b:Sources xmlns:b="http://schemas.openxmlformats.org/officeDocument/2006/bibliography" xmlns="http://schemas.openxmlformats.org/officeDocument/2006/bibliography" SelectedStyle="\APASixthEditionOfficeOnline.xsl" StyleName="APA" Version="6"/>
+</file>
+
+<file path=customXml/itemProps1.xml><?xml version="1.0" encoding="utf-8"?>
+<ds:datastoreItem xmlns:ds="http://schemas.openxmlformats.org/officeDocument/2006/customXml" ds:itemID="{67783182-D6A4-44FA-B102-5DE4BEAB6BDB}">
+  <ds:schemaRefs>
+    <ds:schemaRef ds:uri="http://schemas.openxmlformats.org/officeDocument/2006/bibliography"/>
+  </ds:schemaRefs>
+</ds:datastoreItem>
 </file>
--- a/NFC_Basics/Documentacion.docx
+++ b/NFC_Basics/Documentacion.docx
@@ -1591,7 +1591,7 @@
           <w:noProof/>
         </w:rPr>
         <w:drawing>
-          <wp:inline distT="0" distB="0" distL="0" distR="0" wp14:anchorId="006F65D5" wp14:editId="03CF7F8D">
+          <wp:inline distT="0" distB="0" distL="0" distR="0" wp14:anchorId="006F65D5" wp14:editId="5C13F9D5">
             <wp:extent cx="3007502" cy="4211797"/>
             <wp:effectExtent l="7620" t="0" r="0" b="0"/>
             <wp:docPr id="567438976" name="Imagen 1"/>
@@ -9162,18 +9162,21 @@
       <w:bookmarkEnd w:id="7"/>
     </w:p>
     <w:p>
-      <w:pPr>
+      <w:proofErr w:type="gramStart"/>
+      <w:r>
         <w:rPr>
           <w:b/>
           <w:bCs/>
         </w:rPr>
-      </w:pPr>
+        <w:t>Link</w:t>
+      </w:r>
+      <w:proofErr w:type="gramEnd"/>
       <w:r>
         <w:rPr>
           <w:b/>
           <w:bCs/>
         </w:rPr>
-        <w:t xml:space="preserve">Link: </w:t>
+        <w:t xml:space="preserve">: </w:t>
       </w:r>
       <w:hyperlink r:id="rId19" w:history="1">
         <w:r>
@@ -9185,6 +9188,60 @@
           <w:t>https://github.com/AresGodKiller/Tecnologias_Inalambricas/tree/main/NFC_Basics</w:t>
         </w:r>
       </w:hyperlink>
+    </w:p>
+    <w:p>
+      <w:pPr>
+        <w:pStyle w:val="Ttulo2"/>
+      </w:pPr>
+      <w:r>
+        <w:lastRenderedPageBreak/>
+        <w:t>9) Conclusiones</w:t>
+      </w:r>
+    </w:p>
+    <w:p>
+      <w:r>
+        <w:rPr>
+          <w:b/>
+          <w:bCs/>
+        </w:rPr>
+        <w:t>Eduardo:</w:t>
+      </w:r>
+      <w:r>
+        <w:t xml:space="preserve"> </w:t>
+      </w:r>
+      <w:r>
+        <w:t xml:space="preserve">Se logró cumplir el objetivo de la práctica, ya que el sistema detecta la tarjeta con el PN532 y muestra el UID correctamente en hexadecimal, decimal y binario en el monitor serial. Esto demuestra que la comunicación entre la ESP32 y el módulo funciona de forma estable y que el formato del dato puede adaptarse a distintas necesidades de identificación. </w:t>
+      </w:r>
+    </w:p>
+    <w:p>
+      <w:r>
+        <w:rPr>
+          <w:b/>
+          <w:bCs/>
+        </w:rPr>
+        <w:t>Itzel:</w:t>
+      </w:r>
+      <w:r>
+        <w:t xml:space="preserve"> </w:t>
+      </w:r>
+      <w:r>
+        <w:t xml:space="preserve">Esta práctica ayudó a entender cómo una misma identificación (UID) puede representarse en diferentes bases numéricas, lo cual es útil cuando se requiere depuración, registro de usuarios o compatibilidad con sistemas que manejan distintos formatos (por ejemplo, validaciones por HEX o por decimal). Además, se comprobó que la lectura es rápida y repetible al acercar la tarjeta al sensor. </w:t>
+      </w:r>
+    </w:p>
+    <w:p>
+      <w:r>
+        <w:rPr>
+          <w:b/>
+          <w:bCs/>
+        </w:rPr>
+        <w:t>Damian:</w:t>
+      </w:r>
+      <w:r>
+        <w:t xml:space="preserve"> </w:t>
+      </w:r>
+      <w:r>
+        <w:t xml:space="preserve">La implementación con PN532 permitió observar el proceso completo de lectura NFC y reforzó la importancia de una buena conexión I2C (SDA/SCL) y configuración del módulo para evitar fallas de comunicación. Como resultado, se obtuvo un método confiable para identificar tarjetas que puede servir como base para proyectos posteriores como control de acceso o autenticación. </w:t>
+      </w:r>
     </w:p>
     <w:sectPr>
       <w:pgSz w:w="12240" w:h="15840"/>
